--- a/materialien/Welt4_Schluesselproblem/2_Akten/KR_W4_AkteK3_Euklids_Erbe.docx
+++ b/materialien/Welt4_Schluesselproblem/2_Akten/KR_W4_AkteK3_Euklids_Erbe.docx
@@ -159,7 +159,7 @@
               <w:rPr>
                 <w:rFonts w:ascii="Georgia" w:hAnsi="Georgia" w:cs="Georgia" w:eastAsia="Georgia"/>
                 <w:b/>
-                <w:color w:val="1E7B4F"/>
+                <w:color w:val="14213D"/>
                 <w:sz w:val="34"/>
               </w:rPr>
               <w:t>Euklids Erbe</w:t>
@@ -380,7 +380,7 @@
               <w:rPr>
                 <w:rFonts w:ascii="Georgia" w:hAnsi="Georgia" w:cs="Georgia" w:eastAsia="Georgia"/>
                 <w:b/>
-                <w:color w:val="1E7B4F"/>
+                <w:color w:val="14213D"/>
                 <w:spacing w:val="16"/>
                 <w:sz w:val="21"/>
               </w:rPr>
@@ -1734,7 +1734,7 @@
             <w:r>
               <w:rPr>
                 <w:rFonts w:ascii="Calibri" w:hAnsi="Calibri" w:cs="Calibri" w:eastAsia="Calibri"/>
-                <w:color w:val="B07D2B"/>
+                <w:color w:val="8A5F1A"/>
                 <w:sz w:val="20"/>
               </w:rPr>
               <w:t xml:space="preserve">  ★★</w:t>
@@ -2606,7 +2606,7 @@
             <w:r>
               <w:rPr>
                 <w:rFonts w:ascii="Calibri" w:hAnsi="Calibri" w:cs="Calibri" w:eastAsia="Calibri"/>
-                <w:color w:val="B07D2B"/>
+                <w:color w:val="8A5F1A"/>
                 <w:sz w:val="20"/>
               </w:rPr>
               <w:t xml:space="preserve">  ★★</w:t>
@@ -3546,7 +3546,7 @@
               <w:rPr>
                 <w:rFonts w:ascii="Georgia" w:hAnsi="Georgia" w:cs="Georgia" w:eastAsia="Georgia"/>
                 <w:b/>
-                <w:color w:val="1E7B4F"/>
+                <w:color w:val="14213D"/>
                 <w:spacing w:val="16"/>
                 <w:sz w:val="21"/>
               </w:rPr>
@@ -3874,7 +3874,7 @@
             <w:r>
               <w:rPr>
                 <w:rFonts w:ascii="Calibri" w:hAnsi="Calibri" w:cs="Calibri" w:eastAsia="Calibri"/>
-                <w:color w:val="B07D2B"/>
+                <w:color w:val="8A5F1A"/>
                 <w:sz w:val="20"/>
               </w:rPr>
               <w:t xml:space="preserve">  ★★★</w:t>
@@ -4713,7 +4713,7 @@
               <w:rPr>
                 <w:rFonts w:ascii="Georgia" w:hAnsi="Georgia" w:cs="Georgia" w:eastAsia="Georgia"/>
                 <w:b/>
-                <w:color w:val="1E7B4F"/>
+                <w:color w:val="14213D"/>
                 <w:spacing w:val="16"/>
                 <w:sz w:val="21"/>
               </w:rPr>

--- a/materialien/Welt4_Schluesselproblem/2_Akten/KR_W4_AkteK3_Euklids_Erbe.docx
+++ b/materialien/Welt4_Schluesselproblem/2_Akten/KR_W4_AkteK3_Euklids_Erbe.docx
@@ -3952,7 +3952,7 @@
           <w:color w:val="1B1B1F"/>
           <w:sz w:val="22"/>
         </w:rPr>
-        <w:t>potenzMod(37, 43, 77)</w:t>
+        <w:t>potenzMod(18, 43, 77)</w:t>
       </w:r>
       <w:r>
         <w:rPr>
@@ -4002,7 +4002,27 @@
           <w:color w:val="1B1B1F"/>
           <w:sz w:val="22"/>
         </w:rPr>
-        <w:t>) und vergleiche mit Akte W4·2.</w:t>
+        <w:t xml:space="preserve">). </w:t>
+      </w:r>
+      <w:r>
+        <w:rPr>
+          <w:rFonts w:ascii="Calibri" w:hAnsi="Calibri" w:cs="Calibri" w:eastAsia="Calibri"/>
+          <w:b/>
+          <w:i w:val="0"/>
+          <w:color w:val="1B1B1F"/>
+          <w:sz w:val="22"/>
+        </w:rPr>
+        <w:t>Prüfe</w:t>
+      </w:r>
+      <w:r>
+        <w:rPr>
+          <w:rFonts w:ascii="Calibri" w:hAnsi="Calibri" w:cs="Calibri" w:eastAsia="Calibri"/>
+          <w:b w:val="0"/>
+          <w:i w:val="0"/>
+          <w:color w:val="1B1B1F"/>
+          <w:sz w:val="22"/>
+        </w:rPr>
+        <w:t xml:space="preserve"> das Ergebnis m, indem du m mit dem öffentlichen Schlüssel (77, 7) wieder verschlüsselst.</w:t>
       </w:r>
     </w:p>
     <w:tbl>
@@ -4167,7 +4187,7 @@
                 <w:color w:val="1B1B1F"/>
                 <w:sz w:val="20"/>
               </w:rPr>
-              <w:t>37</w:t>
+              <w:t>18</w:t>
             </w:r>
           </w:p>
         </w:tc>
